--- a/Real-Time Crowd Anomaly Detection.docx
+++ b/Real-Time Crowd Anomaly Detection.docx
@@ -39,8 +39,9 @@
           <w:sz w:val="18"/>
           <w:szCs w:val="20"/>
         </w:rPr>
-        <w:t>Raz Natanzon 206913220</w:t>
-      </w:r>
+        <w:t xml:space="preserve">Raz </w:t>
+      </w:r>
+      <w:proofErr w:type="spellStart"/>
       <w:r>
         <w:rPr>
           <w:i/>
@@ -48,8 +49,9 @@
           <w:sz w:val="18"/>
           <w:szCs w:val="20"/>
         </w:rPr>
-        <w:t xml:space="preserve">, </w:t>
-      </w:r>
+        <w:t>Natanzon</w:t>
+      </w:r>
+      <w:proofErr w:type="spellEnd"/>
       <w:r>
         <w:rPr>
           <w:i/>
@@ -57,7 +59,7 @@
           <w:sz w:val="18"/>
           <w:szCs w:val="20"/>
         </w:rPr>
-        <w:t>Bar Amir 315933168</w:t>
+        <w:t xml:space="preserve"> 206913220</w:t>
       </w:r>
       <w:r>
         <w:rPr>
@@ -66,7 +68,7 @@
           <w:sz w:val="18"/>
           <w:szCs w:val="20"/>
         </w:rPr>
-        <w:t xml:space="preserve"> and </w:t>
+        <w:t xml:space="preserve">, </w:t>
       </w:r>
       <w:r>
         <w:rPr>
@@ -75,7 +77,7 @@
           <w:sz w:val="18"/>
           <w:szCs w:val="20"/>
         </w:rPr>
-        <w:t>Yuval Garzon</w:t>
+        <w:t>Bar Amir 315933168</w:t>
       </w:r>
       <w:r>
         <w:rPr>
@@ -84,7 +86,7 @@
           <w:sz w:val="18"/>
           <w:szCs w:val="20"/>
         </w:rPr>
-        <w:t xml:space="preserve"> </w:t>
+        <w:t xml:space="preserve"> and </w:t>
       </w:r>
       <w:r>
         <w:rPr>
@@ -93,6 +95,24 @@
           <w:sz w:val="18"/>
           <w:szCs w:val="20"/>
         </w:rPr>
+        <w:t>Yuval Garzon</w:t>
+      </w:r>
+      <w:r>
+        <w:rPr>
+          <w:i/>
+          <w:iCs/>
+          <w:sz w:val="18"/>
+          <w:szCs w:val="20"/>
+        </w:rPr>
+        <w:t xml:space="preserve"> </w:t>
+      </w:r>
+      <w:r>
+        <w:rPr>
+          <w:i/>
+          <w:iCs/>
+          <w:sz w:val="18"/>
+          <w:szCs w:val="20"/>
+        </w:rPr>
         <w:t>206534976</w:t>
       </w:r>
     </w:p>
@@ -304,7 +324,7 @@
         <w:t> Dong et al</w:t>
       </w:r>
       <w:r>
-        <w:t xml:space="preserve">. [1] </w:t>
+        <w:t xml:space="preserve">. </w:t>
       </w:r>
       <w:r>
         <w:t xml:space="preserve">proposed a CLIP-based framework for video anomaly detection that connects visual frames with generative textual descriptions of abnormal </w:t>
@@ -319,7 +339,29 @@
         <w:t>s</w:t>
       </w:r>
       <w:r>
-        <w:t>. Instead of using simple category names, the method employs richer, category-level anomaly prompts to improve semantic alignment. A temporal module is added on top of CLIP to capture correlations between anomaly events across time, and object-centric anomaly detection is supported for specific domains. The approach is evaluated primarily on the UCF-Crime and ShanghaiTech datasets. Despite its flexibility, this method exhibits several limitations. Its performance strongly depends on the quality and relevance of the language prompts; it struggles with unseen or poorly described anomalies, and object-centric detection may not generalize well to highly crowded scenes. In addition, the method can be sensitive to environmental factors such as camera viewpoint and lighting conditions.</w:t>
+        <w:t xml:space="preserve">. </w:t>
+      </w:r>
+      <w:proofErr w:type="spellStart"/>
+      <w:r>
+        <w:t>ong</w:t>
+      </w:r>
+      <w:proofErr w:type="spellEnd"/>
+      <w:r>
+        <w:t xml:space="preserve"> et al. (2024) stated, “a temporal module is developed on top of CLIP to capture temporal correlations of anomaly events” [1].</w:t>
+      </w:r>
+      <w:r>
+        <w:t xml:space="preserve"> </w:t>
+      </w:r>
+      <w:r>
+        <w:t xml:space="preserve">Instead of using simple category names, the method employs richer, category-level anomaly prompts to improve semantic alignment. A temporal module is added on top of CLIP to capture correlations between anomaly events across time, and object-centric anomaly detection is supported for specific domains. The approach is evaluated primarily on the UCF-Crime and </w:t>
+      </w:r>
+      <w:proofErr w:type="spellStart"/>
+      <w:r>
+        <w:t>ShanghaiTech</w:t>
+      </w:r>
+      <w:proofErr w:type="spellEnd"/>
+      <w:r>
+        <w:t xml:space="preserve"> datasets. Despite its flexibility, this method exhibits several limitations. Its performance strongly depends on the quality and relevance of the language prompts; it struggles with unseen or poorly described anomalies, and object-centric detection may not generalize well to highly crowded scenes. In addition, the method can be sensitive to environmental factors such as camera viewpoint and lighting conditions.</w:t>
       </w:r>
     </w:p>
     <w:p>
@@ -342,11 +384,38 @@
         <w:t> </w:t>
       </w:r>
       <w:r>
-        <w:t>Nasir et al. [2] introduced an enhanced framework for real-time abnormal behavior detection in dense crowds using YOLOv8. Their approach focuses on robust visual feature extraction and object detection to identify abnormal activities in challenging environments. By leveraging the efficiency and accuracy of YOLOv8, the method is suitable for real-time applications and demonstrates strong performance in crowded scenarios. While highly effective at visual localization and detection, purely vision-based approaches such as this may lack higher-level semantic understanding. They may struggle to distinguish between visually similar normal and abnormal behaviors without contextual reasoning, leading to false alarms when an unusual visual pattern is not actually dangerous</w:t>
+        <w:t>Nasir et al. introduced an enhanced framework for real-time abnormal behavior detection in dense crowds using YOLOv8.</w:t>
+      </w:r>
+      <w:r>
+        <w:rPr>
+          <w:rFonts w:eastAsia="SimSun"/>
+          <w:snapToGrid/>
+          <w:szCs w:val="20"/>
+          <w:lang w:eastAsia="zh-CN" w:bidi="ar-SA"/>
+        </w:rPr>
+        <w:t xml:space="preserve"> </w:t>
+      </w:r>
+      <w:r>
+        <w:t>According to Nasir et al. (2025), “this research introduces the Crowd Anomaly Detection Framework (CADF), an improved YOLOv8-based model, integrating Soft-NMS to improve detection accuracy under complex conditions” [2]</w:t>
+      </w:r>
+      <w:r>
+        <w:t xml:space="preserve"> </w:t>
+      </w:r>
+      <w:r>
+        <w:t>Their approach focuses on robust visual feature extraction and object detection to identify abnormal activities in challenging environments. By leveraging the efficiency and accuracy of YOLOv8, the method is suitable for real-time applications and demonstrates strong performance in crowded scenarios</w:t>
       </w:r>
       <w:r>
         <w:t>.</w:t>
       </w:r>
+      <w:r>
+        <w:t xml:space="preserve"> </w:t>
+      </w:r>
+      <w:r>
+        <w:t>While highly effective at visual localization and detection, purely vision-based approaches such as this may lack higher-level semantic understanding. They may struggle to distinguish between visually similar normal and abnormal behaviors without contextual reasoning, leading to false alarms when an unusual visual pattern is not actually dangerous</w:t>
+      </w:r>
+      <w:r>
+        <w:t>.</w:t>
+      </w:r>
     </w:p>
     <w:p>
       <w:pPr>
@@ -397,20 +466,28 @@
     </w:p>
     <w:p>
       <w:pPr>
+        <w:spacing w:line="240" w:lineRule="auto"/>
+        <w:jc w:val="left"/>
+        <w:rPr>
+          <w:rFonts w:eastAsia="Times New Roman"/>
+          <w:snapToGrid w:val="0"/>
+          <w:szCs w:val="22"/>
+          <w:lang w:eastAsia="de-DE" w:bidi="en-US"/>
+        </w:rPr>
+      </w:pPr>
+      <w:r>
+        <w:br w:type="page"/>
+      </w:r>
+    </w:p>
+    <w:p>
+      <w:pPr>
         <w:pStyle w:val="MDPI21heading1"/>
-        <w:rPr>
-          <w:lang w:val="en-IL" w:eastAsia="zh-CN"/>
-        </w:rPr>
-      </w:pPr>
-    </w:p>
-    <w:p>
-      <w:pPr>
-        <w:pStyle w:val="MDPI21heading1"/>
       </w:pPr>
       <w:r>
         <w:rPr>
           <w:lang w:eastAsia="zh-CN"/>
         </w:rPr>
+        <w:lastRenderedPageBreak/>
         <w:t>3</w:t>
       </w:r>
       <w:r>
@@ -535,7 +612,6 @@
         <w:rPr>
           <w:lang w:val="en-IL"/>
         </w:rPr>
-        <w:lastRenderedPageBreak/>
         <w:t>Key challenges include</w:t>
       </w:r>
       <w:r>
@@ -674,13 +750,16 @@
         <w:ind w:firstLine="0"/>
       </w:pPr>
       <w:r>
-        <w:t>We evaluate our approach on a large-scale crowd anomaly dataset UCF-Crime</w:t>
-      </w:r>
-      <w:r>
-        <w:t>[3]</w:t>
-      </w:r>
-      <w:r>
-        <w:t>. UCF-Crime consists of real surveillance videos across diverse scenes and includes 14 anomalous event classes (e.g., fighting, burglary, explosion, etc.) along with normal videos. In total it provides hundreds of training videos (with only video-level labels indicating whether a video contains an anomaly) and a reserved test set with frame-level annotations for anomalies. This dataset offers a wide range of complex, high-level abnormal activities in realistic conditions, making it a comprehensive benchmark for anomaly detection. We selected UCF-Crime as our primary dataset due to its scale, realism, and variety of scenarios. Its diverse scenes and multiple anomaly categories ensure that the learned model is exposed to numerous examples of abnormal events (ranging from subtle acts like shoplifting to overt incidents like explosions), which helps improve the model’s generalization to detect subtle or unseen anomalies in practice. By focusing on UCF-Crime, we align our evaluation with a standard benchmark widely used in the community, facilitating comparison against state-of-the-art methods.</w:t>
+        <w:t>We evaluate our approach on a large-scale crowd anomaly dataset UCF-Crime. UCF-Crime consists of real surveillance videos across diverse scenes and includes 14 anomalous event classes (e.g., fighting, burglary, explosion, etc.) along with normal videos. In total it provides hundreds of training videos (with only video-level labels indicating whether a video contains an anomaly) and a reserved test set with frame-level annotations for anomalies.</w:t>
+      </w:r>
+      <w:r>
+        <w:t xml:space="preserve"> </w:t>
+      </w:r>
+      <w:r>
+        <w:t>Sultani et al. (2018) explain, “we introduce a large-scale video anomaly detection dataset consisting of 1900 real-world surveillance videos of 13 different anomalous events and normal activities captured by surveillance cameras” [3].</w:t>
+      </w:r>
+      <w:r>
+        <w:t xml:space="preserve"> This dataset offers a wide range of complex, high-level abnormal activities in realistic conditions, making it a comprehensive benchmark for anomaly detection. We selected UCF-Crime as our primary dataset due to its scale, realism, and variety of scenarios. Its diverse scenes and multiple anomaly categories ensure that the learned model is exposed to numerous examples of abnormal events (ranging from subtle acts like shoplifting to overt incidents like explosions), which helps improve the model’s generalization to detect subtle or unseen anomalies in practice. By focusing on UCF-Crime, we align our evaluation with a standard benchmark widely used in the community, facilitating comparison against state-of-the-art methods.</w:t>
       </w:r>
     </w:p>
     <w:p>
@@ -699,7 +778,15 @@
         <w:t>Note:</w:t>
       </w:r>
       <w:r>
-        <w:t xml:space="preserve"> While other anomaly detection benchmarks exist, such as the UCSD Ped2 and ShanghaiTech Campus datasets, they involve more constrained scenes or limited anomaly types. In contrast, UCF-Crime captures unconstrained real-world scenarios, so we concentrate on UCF-Crime in our experiments.</w:t>
+        <w:t xml:space="preserve"> While other anomaly detection benchmarks exist, such as the UCSD Ped2 and </w:t>
+      </w:r>
+      <w:proofErr w:type="spellStart"/>
+      <w:r>
+        <w:t>ShanghaiTech</w:t>
+      </w:r>
+      <w:proofErr w:type="spellEnd"/>
+      <w:r>
+        <w:t xml:space="preserve"> Campus datasets, they involve more constrained scenes or limited anomaly types. In contrast, UCF-Crime captures unconstrained real-world scenarios, so we concentrate on UCF-Crime in our experiments.</w:t>
       </w:r>
     </w:p>
     <w:p>
@@ -765,7 +852,11 @@
         <w:t>m</w:t>
       </w:r>
       <w:r>
-        <w:t>) in a unified framework via feature-level fusion. Rather than treating the models as independent detectors and fusing their outputs at decision time, we concatenate their learned feature representations and feed them into a single classifier. This way, the classifier can learn to jointly leverage semantic context from CLIP and object-level cues from YOLO to make a final determination of normal vs. anomalous behavior.</w:t>
+        <w:t xml:space="preserve">) in a unified framework via feature-level fusion. Rather than treating </w:t>
+      </w:r>
+      <w:r>
+        <w:lastRenderedPageBreak/>
+        <w:t>the models as independent detectors and fusing their outputs at decision time, we concatenate their learned feature representations and feed them into a single classifier. This way, the classifier can learn to jointly leverage semantic context from CLIP and object-level cues from YOLO to make a final determination of normal vs. anomalous behavior.</w:t>
       </w:r>
     </w:p>
     <w:p>
@@ -939,7 +1030,15 @@
         <w:ind w:firstLine="452"/>
       </w:pPr>
       <w:r>
-        <w:t>For each video segment, we leverage CLIP’s visual encoder (ViT-B/32) to extract high-level semantic features from multiple frames. We do not use any textual prompts for CLIP in this process (deviating from CLIP’s typical prompt-based usage); instead, we directly obtain the raw image embeddings from the pretrained model. CLIP produces a 512-dimensional feature vector for each frame. To aggregate frame-level information into a single segment representation, we first apply mean pooling across the frame embeddings. The elementwise average of the frame embeddings. This is a 512-dimensional vector that represents the overall visual-semantic content of the segment. Mean pooling captures the common contextual elements across frames, essentially summarizing what the typical scene looks like over that time window.</w:t>
+        <w:t>For each video segment, we leverage CLIP’s visual encoder (</w:t>
+      </w:r>
+      <w:proofErr w:type="spellStart"/>
+      <w:r>
+        <w:t>ViT</w:t>
+      </w:r>
+      <w:proofErr w:type="spellEnd"/>
+      <w:r>
+        <w:t>-B/32) to extract high-level semantic features from multiple frames. We do not use any textual prompts for CLIP in this process (deviating from CLIP’s typical prompt-based usage); instead, we directly obtain the raw image embeddings from the pretrained model. CLIP produces a 512-dimensional feature vector for each frame. To aggregate frame-level information into a single segment representation, we first apply mean pooling across the frame embeddings. The elementwise average of the frame embeddings. This is a 512-dimensional vector that represents the overall visual-semantic content of the segment. Mean pooling captures the common contextual elements across frames, essentially summarizing what the typical scene looks like over that time window.</w:t>
       </w:r>
     </w:p>
     <w:p>
@@ -985,7 +1084,15 @@
         <w:tab/>
       </w:r>
       <w:r>
-        <w:t>While mean pooling gives an average representation, short anomalous events might be diluted by averaging. Thus, we also compute a max-pooled variant of the CLIP segment feature to capture the most salient features from any frame in the segment. We implement this by taking the top values for each feature dimension across the frames. Concretely, for each dimension of the CLIP embedding, we find the maximum values across the frames. In our experiments, we used 100 frames for this aggregation. This yields another 512-dimensional vector for the segment, where each element reflects a high-response feature value observed in at least one frame of the segment. Intuitively, this max-pooled CLIP feature emphasizes the presence of any strongly activated visual cues (e.g., an unusual object or action) that occur in a subset of frames.</w:t>
+        <w:t xml:space="preserve">While mean pooling gives an average representation, short anomalous events might be diluted by averaging. Thus, we also compute a max-pooled variant of the CLIP segment feature to capture the most salient features from any frame in the segment. We implement this by taking the top values for each feature dimension across the frames. Concretely, for each dimension of the CLIP embedding, we find the maximum </w:t>
+      </w:r>
+      <w:proofErr w:type="gramStart"/>
+      <w:r>
+        <w:t>values</w:t>
+      </w:r>
+      <w:proofErr w:type="gramEnd"/>
+      <w:r>
+        <w:t xml:space="preserve"> across the frames. In our experiments, we used 100 frames for this aggregation. This yields another 512-dimensional vector for the segment, where each element reflects a high-response feature value observed in at least one frame of the segment. Intuitively, this max-pooled CLIP feature emphasizes the presence of any strongly activated visual cues (e.g., an unusual object or action) that occur in a subset of frames.</w:t>
       </w:r>
     </w:p>
     <w:p>
@@ -1201,6 +1308,9 @@
             <m:t>]</m:t>
           </m:r>
           <m:r>
+            <m:rPr>
+              <m:sty m:val="p"/>
+            </m:rPr>
             <w:rPr>
               <w:lang w:val="en-IL"/>
             </w:rPr>
@@ -1295,7 +1405,21 @@
         <w:rPr>
           <w:lang w:val="en-IL"/>
         </w:rPr>
-        <w:t xml:space="preserve"> object detector to extract complementary object-level and motion-oriented features from the video segment. For each frame in the segment, YOLOv8m detects objects and outputs bounding boxes, class labels, and confidence scores. We aggregate YOLO’s outputs over all frames of the segment into a fixed-length </w:t>
+        <w:t xml:space="preserve"> object detector to extract complementary object-level and motion-oriented features from the video segment. For each frame in the segment, YOLOv8m detects objects and outputs bounding boxes, class labels, and confidence scores. We aggregate </w:t>
+      </w:r>
+      <w:proofErr w:type="spellStart"/>
+      <w:r>
+        <w:rPr>
+          <w:lang w:val="en-IL"/>
+        </w:rPr>
+        <w:t>YOLO’s</w:t>
+      </w:r>
+      <w:proofErr w:type="spellEnd"/>
+      <w:r>
+        <w:rPr>
+          <w:lang w:val="en-IL"/>
+        </w:rPr>
+        <w:t xml:space="preserve"> outputs over all frames of the segment into a fixed-length </w:t>
       </w:r>
       <w:r>
         <w:rPr>
@@ -1413,7 +1537,21 @@
         <w:rPr>
           <w:lang w:val="en-IL"/>
         </w:rPr>
-        <w:t xml:space="preserve"> the average and max detection confidence of YOLO across the segment (low confidence or small/barely-visible objects might correlate with anomalies or noise), and the proportion of the frame area occupied by detected objects (to estimate crowd density or presence of large objects).</w:t>
+        <w:t xml:space="preserve"> the average and max detection confidence of YOLO across the segment (low confidence or small/</w:t>
+      </w:r>
+      <w:proofErr w:type="gramStart"/>
+      <w:r>
+        <w:rPr>
+          <w:lang w:val="en-IL"/>
+        </w:rPr>
+        <w:t>barely-visible</w:t>
+      </w:r>
+      <w:proofErr w:type="gramEnd"/>
+      <w:r>
+        <w:rPr>
+          <w:lang w:val="en-IL"/>
+        </w:rPr>
+        <w:t xml:space="preserve"> objects might correlate with anomalies or noise), and the proportion of the frame area occupied by detected objects (to estimate crowd density or presence of large objects).</w:t>
       </w:r>
     </w:p>
     <w:p>
@@ -1717,6 +1855,9 @@
             <m:t>]</m:t>
           </m:r>
           <m:r>
+            <m:rPr>
+              <m:sty m:val="p"/>
+            </m:rPr>
             <w:rPr>
               <w:lang w:val="en-IL"/>
             </w:rPr>
@@ -1744,7 +1885,21 @@
           <w:lang w:val="en-IL"/>
         </w:rPr>
         <w:lastRenderedPageBreak/>
-        <w:t>YOLO features alone might not fully recognize an event as anomalous without the broader context provided by CLIP. By fusing them at the feature level, we allow the subsequent classifier to consider these modalities jointly when making a decision.</w:t>
+        <w:t xml:space="preserve">YOLO features alone might not fully recognize an event as anomalous without the broader context provided by CLIP. By fusing them at the feature level, we allow the subsequent classifier to consider these modalities jointly when </w:t>
+      </w:r>
+      <w:proofErr w:type="gramStart"/>
+      <w:r>
+        <w:rPr>
+          <w:lang w:val="en-IL"/>
+        </w:rPr>
+        <w:t>making a decision</w:t>
+      </w:r>
+      <w:proofErr w:type="gramEnd"/>
+      <w:r>
+        <w:rPr>
+          <w:lang w:val="en-IL"/>
+        </w:rPr>
+        <w:t>.</w:t>
       </w:r>
     </w:p>
     <w:p>
@@ -1816,7 +1971,35 @@
         <w:rPr>
           <w:lang w:val="en-IL"/>
         </w:rPr>
-        <w:t xml:space="preserve"> implemented as a simple yet effective neural network. The MLP consists of one hidden layer: specifically, for the fused input of size 1040, the network has an input layer of dimension 1040, a hidden fully-connected layer with 256 neurons (with ReLU activation), and an output layer with a single sigmoid unit. For the CLIP-only case (1024-D input), the MLP’s structure is analogous (1024 input -&gt; 256 hidden -&gt; 1 output). The sigmoid output represents the probability of the segment being anomalous. We train the MLP using a binary cross-entropy loss, treating anomalous segments as the positive class. Standard regularization techniques such as early stopping (monitoring validation loss) are used to prevent overfitting.</w:t>
+        <w:t xml:space="preserve"> implemented as a simple yet effective neural network. The MLP consists of one hidden layer: specifically, for the fused input of size 1040, the network has an input layer of dimension 1040, a hidden </w:t>
+      </w:r>
+      <w:proofErr w:type="gramStart"/>
+      <w:r>
+        <w:rPr>
+          <w:lang w:val="en-IL"/>
+        </w:rPr>
+        <w:t>fully-connected</w:t>
+      </w:r>
+      <w:proofErr w:type="gramEnd"/>
+      <w:r>
+        <w:rPr>
+          <w:lang w:val="en-IL"/>
+        </w:rPr>
+        <w:t xml:space="preserve"> layer with 256 neurons (with </w:t>
+      </w:r>
+      <w:proofErr w:type="spellStart"/>
+      <w:r>
+        <w:rPr>
+          <w:lang w:val="en-IL"/>
+        </w:rPr>
+        <w:t>ReLU</w:t>
+      </w:r>
+      <w:proofErr w:type="spellEnd"/>
+      <w:r>
+        <w:rPr>
+          <w:lang w:val="en-IL"/>
+        </w:rPr>
+        <w:t xml:space="preserve"> activation), and an output layer with a single sigmoid unit. For the CLIP-only case (1024-D input), the MLP’s structure is analogous (1024 input -&gt; 256 hidden -&gt; 1 output). The sigmoid output represents the probability of the segment being anomalous. We train the MLP using a binary cross-entropy loss, treating anomalous segments as the positive class. Standard regularization techniques such as early stopping (monitoring validation loss) are used to prevent overfitting.</w:t>
       </w:r>
     </w:p>
     <w:p>
@@ -1838,7 +2021,35 @@
         <w:rPr>
           <w:lang w:val="en-IL"/>
         </w:rPr>
-        <w:t>During training, we provide the MLP with labeled examples of segment features (see Section 3.4 below for data labeling strategy). The MLP learns to map the fused feature patterns to anomaly scores. For example, it might learn that certain combinations of CLIP semantic cues (like "people running") together with YOLO cues ("sudden increase in person count") indicate anomaly, whereas each cue alone might be insufficient.</w:t>
+        <w:t xml:space="preserve">During training, we provide the MLP with </w:t>
+      </w:r>
+      <w:proofErr w:type="spellStart"/>
+      <w:r>
+        <w:rPr>
+          <w:lang w:val="en-IL"/>
+        </w:rPr>
+        <w:t>labeled</w:t>
+      </w:r>
+      <w:proofErr w:type="spellEnd"/>
+      <w:r>
+        <w:rPr>
+          <w:lang w:val="en-IL"/>
+        </w:rPr>
+        <w:t xml:space="preserve"> examples of segment features (see Section 3.4 below for data </w:t>
+      </w:r>
+      <w:proofErr w:type="spellStart"/>
+      <w:r>
+        <w:rPr>
+          <w:lang w:val="en-IL"/>
+        </w:rPr>
+        <w:t>labeling</w:t>
+      </w:r>
+      <w:proofErr w:type="spellEnd"/>
+      <w:r>
+        <w:rPr>
+          <w:lang w:val="en-IL"/>
+        </w:rPr>
+        <w:t xml:space="preserve"> strategy). The MLP learns to map the fused feature patterns to anomaly scores. For example, it might learn that certain combinations of CLIP semantic cues (like "people running") together with YOLO cues ("sudden increase in person count") indicate anomaly, whereas each cue alone might be insufficient.</w:t>
       </w:r>
     </w:p>
     <w:p>
@@ -1860,7 +2071,49 @@
         <w:rPr>
           <w:lang w:val="en-IL"/>
         </w:rPr>
-        <w:t>In addition to the MLP, we also experimented with several alternative classification models to evaluate the robustness of our fusion approach across classifiers. In our experiments, we trained and tested other classifiers on the same feature representations, including: (1) a linear Support Vector Machine (SVM) with probability calibration, (2) a Logistic Regression classifier, (3) a Random Forest classifier, and (4) a histogram-based Gradient Boosting classifier (HistGradientBoosting). We applied each of these classifiers in two modes: using only the 1024-D CLIP feature set, and using the full 1040-D fused feature set. The goal was to assess whether the fused features consistently improve detection performance regardless of the classifier, and to identify if a simpler model could perform on par with the MLP. As we report in Section 4.3, the fusion feature vector yielded better results than CLIP-only features for almost all classifiers, and the MLP in particular was able to make the most of the fused feature space. Based on these comparisons, we selected the MLP as our final deployment model due to its superior accuracy and its efficiency at inference time.</w:t>
+        <w:t>In addition to the MLP, we also experimented with several alternative classification models to evaluate the robustness of our fusion approach across classifiers. In our experiments, we trained and tested other classifiers on the same feature representations, including: (1) a linear Support Vector Machine (SVM) with probability calibration, (2) a Logistic Regression classifier, (3) a Random Forest classifier, and (4) a histogram-based Gradient Boosting classifier (</w:t>
+      </w:r>
+      <w:proofErr w:type="spellStart"/>
+      <w:r>
+        <w:rPr>
+          <w:lang w:val="en-IL"/>
+        </w:rPr>
+        <w:t>HistGradientBoosting</w:t>
+      </w:r>
+      <w:proofErr w:type="spellEnd"/>
+      <w:r>
+        <w:rPr>
+          <w:lang w:val="en-IL"/>
+        </w:rPr>
+        <w:t xml:space="preserve">). We applied each of these classifiers in two modes: using only the 1024-D CLIP feature </w:t>
+      </w:r>
+      <w:proofErr w:type="gramStart"/>
+      <w:r>
+        <w:rPr>
+          <w:lang w:val="en-IL"/>
+        </w:rPr>
+        <w:t>set, and</w:t>
+      </w:r>
+      <w:proofErr w:type="gramEnd"/>
+      <w:r>
+        <w:rPr>
+          <w:lang w:val="en-IL"/>
+        </w:rPr>
+        <w:t xml:space="preserve"> using the full 1040-D fused feature set. The goal was to assess whether the fused features consistently improve detection performance regardless of the classifier, and to identify if a simpler model could perform on par with the MLP. As we report in Section 4.3, the fusion feature vector yielded better results than CLIP-only features for almost all classifiers, and the MLP </w:t>
+      </w:r>
+      <w:proofErr w:type="gramStart"/>
+      <w:r>
+        <w:rPr>
+          <w:lang w:val="en-IL"/>
+        </w:rPr>
+        <w:t>in particular was</w:t>
+      </w:r>
+      <w:proofErr w:type="gramEnd"/>
+      <w:r>
+        <w:rPr>
+          <w:lang w:val="en-IL"/>
+        </w:rPr>
+        <w:t xml:space="preserve"> able to make the most of the fused feature space. Based on these comparisons, we selected the MLP as our final deployment model due to its superior accuracy and its efficiency at inference time.</w:t>
       </w:r>
     </w:p>
     <w:p>
@@ -1959,7 +2212,15 @@
         <w:pStyle w:val="MDPI31text"/>
       </w:pPr>
       <w:r>
-        <w:t xml:space="preserve">During inference, our integrated system uses the fusion model (the CLIP+YOLO MLP) to evaluate incoming video segments. We also evaluate the trained CLIP-only and YOLO-only models on the test set in order to quantify the benefit of fusion against these baselines. All models are evaluated on a reserved test set (using the UCF-Crime test split), and we report a suite of standard classification metrics for a thorough assessment. These include </w:t>
+        <w:t xml:space="preserve">During inference, our integrated system uses the fusion model (the CLIP+YOLO MLP) to evaluate incoming video segments. We also evaluate the trained CLIP-only and YOLO-only models on the test set </w:t>
+      </w:r>
+      <w:proofErr w:type="gramStart"/>
+      <w:r>
+        <w:t>in order to</w:t>
+      </w:r>
+      <w:proofErr w:type="gramEnd"/>
+      <w:r>
+        <w:t xml:space="preserve"> quantify the benefit of fusion against these baselines. All models are evaluated on a reserved test set (using the UCF-Crime test split), and we report a suite of standard classification metrics for a thorough assessment. These include </w:t>
       </w:r>
       <w:r>
         <w:rPr>
@@ -3129,31 +3390,63 @@
           <w:i w:val="0"/>
           <w:noProof w:val="0"/>
         </w:rPr>
-        <w:t xml:space="preserve"> gives the corresponding metrics. The fusion model correctly classified 131/150 normal segments and 125/140 anomalous segments. It has 19 false alarms and 15 missed anomalies. Notably, the fused model detects more anomalies correctly (125 vs. 115 with CLIP alone), substantially reducing the false negative count. The overall accuracy of the fused model is 88.3%, which is higher than the CLIP-only model’s accuracy. The fusion model achieved a ROC-AUC of 94.0% and a PR-AUC of 93.1%, both improvements over the CLIP baseline. The weighted F1-score also rose to 88%. These results confirm that integrating YOLO’s object-level features with CLIP’s semantic features yields a more accurate classifier. In particular, the fusion seems to help catch anomalies that the CLIP features alone missed (reflected in the increased true positives from 115 to 125), while only a slight increase in false alarms (15 to 19) occurred. </w:t>
-      </w:r>
-      <w:r>
-        <w:rPr>
-          <w:b/>
-          <w:bCs/>
+        <w:t xml:space="preserve"> gives the corresponding metrics. The fusion model correctly classified 131/150 normal segments and 125/140 anomalous segments. It has 19 false alarms and 15 </w:t>
+      </w:r>
+      <w:proofErr w:type="gramStart"/>
+      <w:r>
+        <w:rPr>
           <w:i w:val="0"/>
           <w:noProof w:val="0"/>
         </w:rPr>
-        <w:t>Figure 3</w:t>
-      </w:r>
+        <w:t>missed</w:t>
+      </w:r>
+      <w:proofErr w:type="gramEnd"/>
       <w:r>
         <w:rPr>
           <w:i w:val="0"/>
           <w:noProof w:val="0"/>
         </w:rPr>
-        <w:t xml:space="preserve"> shows the ROC curve for the fused model, which dominates the ROC curve of the CLIP-only model (Figure 2) by staying closer to the top-left: </w:t>
-      </w:r>
-      <w:r>
-        <w:rPr>
+        <w:t xml:space="preserve"> anomalies. Notably, the fused model detects more anomalies correctly (125 vs. 115 with CLIP alone), substantially reducing the false negative count. The overall accuracy of the fused model is 88.3%, which is higher than the CLIP-only model’s accuracy. The fusion model achieved a ROC-AUC of 94.0% and a PR-AUC of 93.1%, both improvements over the CLIP baseline. The weighted F1-score also rose to 88%. These results confirm that integrating YOLO’s object-level features with CLIP’s semantic features yields a more accurate classifier. In particular, the fusion seems to help catch anomalies that the CLIP features alone missed (reflected in the increased true positives from 115 to 125), while only a slight increase in false alarms (15 to 19) occurred. </w:t>
+      </w:r>
+      <w:r>
+        <w:rPr>
+          <w:b/>
+          <w:bCs/>
           <w:i w:val="0"/>
           <w:noProof w:val="0"/>
         </w:rPr>
+        <w:t>Figure 3</w:t>
+      </w:r>
+      <w:r>
+        <w:rPr>
+          <w:i w:val="0"/>
+          <w:noProof w:val="0"/>
+        </w:rPr>
+        <w:t xml:space="preserve"> shows the ROC curve for the fused model, which dominates the ROC curve of the CLIP-only model (Figure 2) by staying closer to the top-left: </w:t>
+      </w:r>
+      <w:r>
+        <w:rPr>
+          <w:i w:val="0"/>
+          <w:noProof w:val="0"/>
+        </w:rPr>
         <w:lastRenderedPageBreak/>
-        <w:t>at nearly every false-positive rate, the fused model achieves a higher true-positive rate than the CLIP model. This indicates a consistent performance gain from the feature fusion. By combining high-level context with low-level cues, the fused model is better at distinguishing difficult borderline cases – for example, scenarios where the overall scene looks normal but YOLO detects an odd object or movement, or conversely where YOLO’s object counts seem normal but CLIP picks up an unusual semantic context.</w:t>
+        <w:t xml:space="preserve">at nearly every false-positive rate, the fused model achieves a higher true-positive rate than the CLIP model. This indicates a consistent performance gain from the feature fusion. By combining high-level context with low-level cues, the fused model is better at distinguishing difficult borderline cases – for example, scenarios where the overall scene looks </w:t>
+      </w:r>
+      <w:proofErr w:type="gramStart"/>
+      <w:r>
+        <w:rPr>
+          <w:i w:val="0"/>
+          <w:noProof w:val="0"/>
+        </w:rPr>
+        <w:t>normal</w:t>
+      </w:r>
+      <w:proofErr w:type="gramEnd"/>
+      <w:r>
+        <w:rPr>
+          <w:i w:val="0"/>
+          <w:noProof w:val="0"/>
+        </w:rPr>
+        <w:t xml:space="preserve"> but YOLO detects an odd object or movement, or conversely where YOLO’s object counts seem normal but CLIP picks up an unusual semantic context.</w:t>
       </w:r>
     </w:p>
     <w:p>
@@ -4058,7 +4351,39 @@
           <w:i w:val="0"/>
           <w:noProof w:val="0"/>
         </w:rPr>
-        <w:t xml:space="preserve">In the above results, we employed a Multi-Layer Perceptron as the classifier for both the CLIP-only and fused models. To ensure that this choice of classifier was appropriate, we conducted additional experiments comparing several alternative machine learning algorithms on the same feature sets. We evaluated the following classifiers: a linear Support Vector Machine (SVM) with calibrated probability outputs, Logistic Regression, Random Forest, and a histogram-based Gradient Boosting classifier (HistGradientBoosting, a variant of gradient-boosted trees). Each classifier was trained and tested under two conditions: using only the CLIP-derived features, and using the fused CLIP+YOLO features. The performance of these models on the test set is summarized in </w:t>
+        <w:t>In the above results, we employed a Multi-Layer Perceptron as the classifier for both the CLIP-only and fused models. To ensure that this choice of classifier was appropriate, we conducted additional experiments comparing several alternative machine learning algorithms on the same feature sets. We evaluated the following classifiers: a linear Support Vector Machine (SVM) with calibrated probability outputs, Logistic Regression, Random Forest, and a histogram-based Gradient Boosting classifier (</w:t>
+      </w:r>
+      <w:proofErr w:type="spellStart"/>
+      <w:r>
+        <w:rPr>
+          <w:i w:val="0"/>
+          <w:noProof w:val="0"/>
+        </w:rPr>
+        <w:t>HistGradientBoosting</w:t>
+      </w:r>
+      <w:proofErr w:type="spellEnd"/>
+      <w:r>
+        <w:rPr>
+          <w:i w:val="0"/>
+          <w:noProof w:val="0"/>
+        </w:rPr>
+        <w:t xml:space="preserve">, a variant of gradient-boosted trees). Each classifier was trained and tested under two conditions: using only the CLIP-derived </w:t>
+      </w:r>
+      <w:proofErr w:type="gramStart"/>
+      <w:r>
+        <w:rPr>
+          <w:i w:val="0"/>
+          <w:noProof w:val="0"/>
+        </w:rPr>
+        <w:t>features, and</w:t>
+      </w:r>
+      <w:proofErr w:type="gramEnd"/>
+      <w:r>
+        <w:rPr>
+          <w:i w:val="0"/>
+          <w:noProof w:val="0"/>
+        </w:rPr>
+        <w:t xml:space="preserve"> using the fused CLIP+YOLO features. The performance of these models on the test set is summarized in </w:t>
       </w:r>
       <w:r>
         <w:rPr>
@@ -4096,16 +4421,52 @@
           <w:snapToGrid w:val="0"/>
           <w:sz w:val="20"/>
         </w:rPr>
-        <w:t>Several noteworthy observations emerge from this comparison. First, across nearly all classifier types, models using the fused features consistently outperformed those using only CLIP features. This reinforces our earlier finding that adding the YOLO-</w:t>
-      </w:r>
+        <w:t xml:space="preserve">Several noteworthy observations emerge from this comparison. First, across nearly all classifier types, models using the fused features consistently outperformed those using only CLIP features. This reinforces our earlier finding that adding </w:t>
+      </w:r>
+      <w:proofErr w:type="gramStart"/>
       <w:r>
         <w:rPr>
           <w:rFonts w:cs="Times New Roman"/>
           <w:snapToGrid w:val="0"/>
           <w:sz w:val="20"/>
         </w:rPr>
+        <w:t>the YOLO</w:t>
+      </w:r>
+      <w:proofErr w:type="gramEnd"/>
+      <w:r>
+        <w:rPr>
+          <w:rFonts w:cs="Times New Roman"/>
+          <w:snapToGrid w:val="0"/>
+          <w:sz w:val="20"/>
+        </w:rPr>
+        <w:t>-</w:t>
+      </w:r>
+      <w:r>
+        <w:rPr>
+          <w:rFonts w:cs="Times New Roman"/>
+          <w:snapToGrid w:val="0"/>
+          <w:sz w:val="20"/>
+        </w:rPr>
         <w:lastRenderedPageBreak/>
-        <w:t>based information improves the effectiveness of anomaly detection, independent of the specific classification algorithm. For example, the linear SVM achieved about 86.2% accuracy with CLIP features alone, but improved to ~87.6% accuracy when using fused features. Logistic regression showed a similar trend (from ~83.4% to ~84.1% accuracy with fusion). The one exception was the Random Forest, which had an accuracy of ~84.5% on CLIP features but slightly dropped to ~83.8% with fused features – indicating that this classifier did not benefit from the additional features in our setup. We suspect that the Random Forest may have been prone to overfitting or was not complex enough to exploit the new features given the default hyperparameters, as it was the only model for which adding YOLO features did not yield an improvement. Overall, these results confirm that the feature-level fusion approach is advantageous regardless of the classifier, although the magnitude of improvement can vary.</w:t>
+        <w:t xml:space="preserve">based information improves the effectiveness of anomaly detection, independent of the specific classification algorithm. For example, the linear SVM achieved about 86.2% accuracy with CLIP features </w:t>
+      </w:r>
+      <w:proofErr w:type="gramStart"/>
+      <w:r>
+        <w:rPr>
+          <w:rFonts w:cs="Times New Roman"/>
+          <w:snapToGrid w:val="0"/>
+          <w:sz w:val="20"/>
+        </w:rPr>
+        <w:t>alone, but</w:t>
+      </w:r>
+      <w:proofErr w:type="gramEnd"/>
+      <w:r>
+        <w:rPr>
+          <w:rFonts w:cs="Times New Roman"/>
+          <w:snapToGrid w:val="0"/>
+          <w:sz w:val="20"/>
+        </w:rPr>
+        <w:t xml:space="preserve"> improved to ~87.6% accuracy when using fused features. Logistic regression showed a similar trend (from ~83.4% to ~84.1% accuracy with fusion). The one exception was the Random Forest, which had an accuracy of ~84.5% on CLIP features but slightly dropped to ~83.8% with fused features – indicating that this classifier did not benefit from the additional features in our setup. We suspect that the Random Forest may have been prone to overfitting or was not complex enough to exploit the new features given the default hyperparameters, as it was the only model for which adding YOLO features did not yield an improvement. Overall, these results confirm that the feature-level fusion approach is advantageous regardless of the classifier, although the magnitude of improvement can vary.</w:t>
       </w:r>
       <w:r>
         <w:rPr>
@@ -4135,7 +4496,43 @@
           <w:snapToGrid w:val="0"/>
           <w:sz w:val="20"/>
         </w:rPr>
-        <w:t>Secondly, when comparing classifiers, the MLP emerged as the top-performing model on the fused feature set. Specifically, the MLP with fusion achieved the highest accuracy (~88.3%) and F1 (~0.880), as well as the highest ROC-AUC (0.940) and PR-AUC (0.931) among all classifiers tested. The HistGradientBoosting classifier was a close second when using fused features, with about 87.9% accuracy and 0.875 F1, and its ROC-AUC (0.939) nearly matched that of the MLP. This indicates that gradient-boosted trees can also effectively capture the complex relationships in the combined feature space, performing almost on par with the neural network. The linear models (SVM and logistic regression) performed slightly worse: the calibrated SVM reached ~87.6% accuracy on fused features, and logistic regression around ~84.1%. Their lower performance is likely due to the fact that they can only carve linear decision boundaries in the high-dimensional fused feature space, which may not be sufficient to separate normal vs. anomaly patterns that are inherently non-linear combinations of semantic and visual cues. Meanwhile, the neural network (MLP) and the boosted trees can model non-linear interactions between CLIP and YOLO features, giving them an edge. The Random Forest’s relatively poor showing (about 83–84% accuracy in both cases) and especially its failure to improve with additional features suggest it might not have had enough depth or trees to generalize well, or it may have been hindered by the curse of dimensionality given the limited number of training segments.</w:t>
+        <w:t xml:space="preserve">Secondly, when comparing classifiers, the MLP emerged as the top-performing model on the fused feature set. Specifically, the MLP with fusion achieved the highest accuracy (~88.3%) and F1 (~0.880), as well as the highest ROC-AUC (0.940) and PR-AUC (0.931) among all classifiers tested. The </w:t>
+      </w:r>
+      <w:proofErr w:type="spellStart"/>
+      <w:r>
+        <w:rPr>
+          <w:rFonts w:cs="Times New Roman"/>
+          <w:snapToGrid w:val="0"/>
+          <w:sz w:val="20"/>
+        </w:rPr>
+        <w:t>HistGradientBoosting</w:t>
+      </w:r>
+      <w:proofErr w:type="spellEnd"/>
+      <w:r>
+        <w:rPr>
+          <w:rFonts w:cs="Times New Roman"/>
+          <w:snapToGrid w:val="0"/>
+          <w:sz w:val="20"/>
+        </w:rPr>
+        <w:t xml:space="preserve"> classifier was a close second when using fused features, with about 87.9% accuracy and 0.875 F1, and its ROC-AUC (0.939) nearly matched that of the MLP. This indicates that gradient-boosted trees can also effectively capture the complex relationships in the combined feature space, performing almost on par with the neural network. The linear models (SVM and logistic regression) performed slightly worse: the calibrated SVM reached ~87.6% accuracy on fused features, and logistic regression around ~84.1%. Their lower performance is likely </w:t>
+      </w:r>
+      <w:proofErr w:type="gramStart"/>
+      <w:r>
+        <w:rPr>
+          <w:rFonts w:cs="Times New Roman"/>
+          <w:snapToGrid w:val="0"/>
+          <w:sz w:val="20"/>
+        </w:rPr>
+        <w:t>due to the fact that</w:t>
+      </w:r>
+      <w:proofErr w:type="gramEnd"/>
+      <w:r>
+        <w:rPr>
+          <w:rFonts w:cs="Times New Roman"/>
+          <w:snapToGrid w:val="0"/>
+          <w:sz w:val="20"/>
+        </w:rPr>
+        <w:t xml:space="preserve"> they can only carve linear decision boundaries in the high-dimensional fused feature space, which may not be sufficient to separate normal vs. anomaly patterns that are inherently non-linear combinations of semantic and visual cues. Meanwhile, the neural network (MLP) and the boosted trees can model non-linear interactions between CLIP and YOLO features, giving them an edge. The Random Forest’s relatively poor showing (about 83–84% accuracy in both cases) and especially its failure to improve with additional features suggest it might not have had enough depth or trees to generalize well, or it may have been hindered by the curse of dimensionality given the limited number of training segments.</w:t>
       </w:r>
     </w:p>
     <w:p>
@@ -4155,7 +4552,43 @@
           <w:snapToGrid w:val="0"/>
           <w:sz w:val="20"/>
         </w:rPr>
-        <w:t>These findings validate our choice of the MLP as the final classifier in our fusion framework. The MLP, being a universal function approximator with sufficient capacity, is able to learn the subtle joint patterns in the CLIP+YOLO feature space that signal anomalies. It slightly outperforms the HistGradientBoosting model, indicating that with proper training the neural network can capitalize on the fused input features very effectively. In contrast, simpler models either underfit (linear models unable to capture non-linear combinations) or overfit/plateau (random forest). Thus, using a non-linear classifier with adequate representational power was key to achieving the best performance. For deployment, the MLP is also convenient due to its fast inference on modern hardware and the ease of integrating it into an end-to-end pipeline (potentially it could be merged with the feature extraction process in a unified neural architecture in future work). In summary, our evaluation of different classifiers showed that feature-level fusion consistently boosts performance, and among the classifiers tested, an MLP provides the most accurate and balanced results. Therefore, we retained the MLP-based fusion model as our primary approach for real-time crowd anomaly detection.</w:t>
+        <w:t xml:space="preserve">These findings validate our choice of the MLP as the final classifier in our fusion framework. The MLP, being a universal function approximator with sufficient capacity, </w:t>
+      </w:r>
+      <w:proofErr w:type="gramStart"/>
+      <w:r>
+        <w:rPr>
+          <w:rFonts w:cs="Times New Roman"/>
+          <w:snapToGrid w:val="0"/>
+          <w:sz w:val="20"/>
+        </w:rPr>
+        <w:t>is able to</w:t>
+      </w:r>
+      <w:proofErr w:type="gramEnd"/>
+      <w:r>
+        <w:rPr>
+          <w:rFonts w:cs="Times New Roman"/>
+          <w:snapToGrid w:val="0"/>
+          <w:sz w:val="20"/>
+        </w:rPr>
+        <w:t xml:space="preserve"> learn the subtle joint patterns in the CLIP+YOLO feature space that signal anomalies. It slightly outperforms the </w:t>
+      </w:r>
+      <w:proofErr w:type="spellStart"/>
+      <w:r>
+        <w:rPr>
+          <w:rFonts w:cs="Times New Roman"/>
+          <w:snapToGrid w:val="0"/>
+          <w:sz w:val="20"/>
+        </w:rPr>
+        <w:t>HistGradientBoosting</w:t>
+      </w:r>
+      <w:proofErr w:type="spellEnd"/>
+      <w:r>
+        <w:rPr>
+          <w:rFonts w:cs="Times New Roman"/>
+          <w:snapToGrid w:val="0"/>
+          <w:sz w:val="20"/>
+        </w:rPr>
+        <w:t xml:space="preserve"> model, indicating that with proper training the neural network can capitalize on the fused input features very effectively. In contrast, simpler models either underfit (linear models unable to capture non-linear combinations) or overfit/plateau (random forest). Thus, using a non-linear classifier with adequate representational power was key to achieving the best performance. For deployment, the MLP is also convenient due to its fast inference on modern hardware and the ease of integrating it into an end-to-end pipeline (potentially it could be merged with the feature extraction process in a unified neural architecture in future work). In summary, our evaluation of different classifiers showed that feature-level fusion consistently boosts performance, and among the classifiers tested, an MLP provides the most accurate and balanced results. Therefore, we retained the MLP-based fusion model as our primary approach for real-time crowd anomaly detection.</w:t>
       </w:r>
     </w:p>
     <w:p>
@@ -4543,8 +4976,13 @@
             <w:pPr>
               <w:pStyle w:val="MDPI42tablebody"/>
             </w:pPr>
-            <w:r>
-              <w:t>HistGradBoost (</w:t>
+            <w:proofErr w:type="spellStart"/>
+            <w:r>
+              <w:t>HistGradBoost</w:t>
+            </w:r>
+            <w:proofErr w:type="spellEnd"/>
+            <w:r>
+              <w:t xml:space="preserve"> (</w:t>
             </w:r>
             <w:r>
               <w:t>FUSION</w:t>
@@ -4673,8 +5111,13 @@
             <w:pPr>
               <w:pStyle w:val="MDPI42tablebody"/>
             </w:pPr>
-            <w:r>
-              <w:t>HistGradBoost (CLIP)</w:t>
+            <w:proofErr w:type="spellStart"/>
+            <w:r>
+              <w:t>HistGradBoost</w:t>
+            </w:r>
+            <w:proofErr w:type="spellEnd"/>
+            <w:r>
+              <w:t xml:space="preserve"> (CLIP)</w:t>
             </w:r>
           </w:p>
         </w:tc>
@@ -4931,8 +5374,13 @@
               <w:pStyle w:val="MDPI42tablebody"/>
             </w:pPr>
             <w:r>
-              <w:t>Calibrated LinearSVM</w:t>
-            </w:r>
+              <w:t xml:space="preserve">Calibrated </w:t>
+            </w:r>
+            <w:proofErr w:type="spellStart"/>
+            <w:r>
+              <w:t>LinearSVM</w:t>
+            </w:r>
+            <w:proofErr w:type="spellEnd"/>
             <w:r>
               <w:t xml:space="preserve"> </w:t>
             </w:r>
@@ -5077,9 +5525,11 @@
             <w:pPr>
               <w:pStyle w:val="MDPI42tablebody"/>
             </w:pPr>
+            <w:proofErr w:type="spellStart"/>
             <w:r>
               <w:t>RandomForest</w:t>
             </w:r>
+            <w:proofErr w:type="spellEnd"/>
             <w:r>
               <w:t xml:space="preserve"> </w:t>
             </w:r>
@@ -5205,8 +5655,13 @@
               <w:pStyle w:val="MDPI42tablebody"/>
             </w:pPr>
             <w:r>
-              <w:t>Calibrated LinearSVM</w:t>
-            </w:r>
+              <w:t xml:space="preserve">Calibrated </w:t>
+            </w:r>
+            <w:proofErr w:type="spellStart"/>
+            <w:r>
+              <w:t>LinearSVM</w:t>
+            </w:r>
+            <w:proofErr w:type="spellEnd"/>
             <w:r>
               <w:t xml:space="preserve"> </w:t>
             </w:r>
@@ -5337,9 +5792,11 @@
             <w:pPr>
               <w:pStyle w:val="MDPI42tablebody"/>
             </w:pPr>
+            <w:proofErr w:type="spellStart"/>
             <w:r>
               <w:t>RandomForest</w:t>
             </w:r>
+            <w:proofErr w:type="spellEnd"/>
             <w:r>
               <w:t xml:space="preserve"> </w:t>
             </w:r>
@@ -5739,7 +6196,31 @@
         <w:ind w:firstLine="452"/>
       </w:pPr>
       <w:r>
-        <w:t>To visualize the differences among classifiers, we plotted the ROC and Precision-Recall curves for selected models. Figure 4 and Figure 5 show the ROC and PR curves, respectively, for our MLP classifier using fused features (the best-performing model). Figure 6 and Figure 7 show the same curves for the HistGradientBoosting classifier with fused features, and Figure 8 and Figure 9 for the linear SVM with fused features. We observe that the MLP’s ROC curve (Figure 4) reaches the highest true positive rates for a given false positive rate, consistent with its superior AUC. The HistGradientBoosting curves (Figure 6 and Figure 7) are very close to the MLP’s, indicating comparable performance. The SVM’s curves (Figure 8 and Figure 9), while still better with fusion than they would be with CLIP alone, lie lower – for instance, the SVM’s PR curve achieves slightly lower precision at high recall compared to the MLP (Figure 5 vs. Figure 9). These plots corroborate the quantitative results in Table 5, visually emphasizing how incorporating YOLO features uniformly shifts the curves upward (improving performance) and how the non-linear models (MLP and HistGB) manage to get closer to the ideal corner in ROC space than the linear model (SVM).</w:t>
+        <w:t xml:space="preserve">To visualize the differences among classifiers, we plotted the ROC and Precision-Recall curves for selected models. Figure 4 and Figure 5 show the ROC and PR curves, respectively, for our MLP classifier using fused features (the best-performing model). Figure 6 and Figure 7 show the same curves for the </w:t>
+      </w:r>
+      <w:proofErr w:type="spellStart"/>
+      <w:r>
+        <w:t>HistGradientBoosting</w:t>
+      </w:r>
+      <w:proofErr w:type="spellEnd"/>
+      <w:r>
+        <w:t xml:space="preserve"> classifier with fused features, and Figure 8 and Figure 9 for the linear SVM with fused features. We observe that the MLP’s ROC curve (Figure 4) reaches the highest true positive rates for a given false positive rate, consistent with its superior AUC. The </w:t>
+      </w:r>
+      <w:proofErr w:type="spellStart"/>
+      <w:r>
+        <w:t>HistGradientBoosting</w:t>
+      </w:r>
+      <w:proofErr w:type="spellEnd"/>
+      <w:r>
+        <w:t xml:space="preserve"> curves (Figure 6 and Figure 7) are very close to the MLP’s, indicating comparable performance. The SVM’s curves (Figure 8 and Figure 9), while still better with fusion than they would be with CLIP alone, lie lower – for instance, the SVM’s PR curve achieves slightly lower precision at high recall compared to the MLP (Figure 5 vs. Figure 9). These plots corroborate the quantitative results in Table 5, visually emphasizing how incorporating YOLO features uniformly shifts the curves upward (improving performance) and how the non-linear models (MLP and </w:t>
+      </w:r>
+      <w:proofErr w:type="spellStart"/>
+      <w:r>
+        <w:t>HistGB</w:t>
+      </w:r>
+      <w:proofErr w:type="spellEnd"/>
+      <w:r>
+        <w:t>) manage to get closer to the ideal corner in ROC space than the linear model (SVM).</w:t>
       </w:r>
     </w:p>
     <w:p>
@@ -6121,6 +6602,7 @@
         </w:rPr>
         <w:t xml:space="preserve"> </w:t>
       </w:r>
+      <w:proofErr w:type="spellStart"/>
       <w:r>
         <w:rPr>
           <w:rFonts w:cs="Cordia New"/>
@@ -6135,7 +6617,16 @@
           <w:i/>
           <w:sz w:val="18"/>
         </w:rPr>
-        <w:t>GradientBoosting - ROC</w:t>
+        <w:t>GradientBoosting</w:t>
+      </w:r>
+      <w:proofErr w:type="spellEnd"/>
+      <w:r>
+        <w:rPr>
+          <w:rFonts w:cs="Cordia New"/>
+          <w:i/>
+          <w:sz w:val="18"/>
+        </w:rPr>
+        <w:t xml:space="preserve"> - ROC</w:t>
       </w:r>
     </w:p>
     <w:p>
@@ -6242,6 +6733,7 @@
         </w:rPr>
         <w:t xml:space="preserve"> </w:t>
       </w:r>
+      <w:proofErr w:type="gramStart"/>
       <w:r>
         <w:rPr>
           <w:rFonts w:cs="Cordia New"/>
@@ -6250,8 +6742,9 @@
           <w:snapToGrid/>
           <w:sz w:val="18"/>
         </w:rPr>
-        <w:t xml:space="preserve">figure </w:t>
-      </w:r>
+        <w:t>figure</w:t>
+      </w:r>
+      <w:proofErr w:type="gramEnd"/>
       <w:r>
         <w:rPr>
           <w:rFonts w:cs="Cordia New"/>
@@ -6260,7 +6753,7 @@
           <w:snapToGrid/>
           <w:sz w:val="18"/>
         </w:rPr>
-        <w:t>7</w:t>
+        <w:t xml:space="preserve"> </w:t>
       </w:r>
       <w:r>
         <w:rPr>
@@ -6270,6 +6763,16 @@
           <w:snapToGrid/>
           <w:sz w:val="18"/>
         </w:rPr>
+        <w:t>7</w:t>
+      </w:r>
+      <w:r>
+        <w:rPr>
+          <w:rFonts w:cs="Cordia New"/>
+          <w:b/>
+          <w:bCs/>
+          <w:snapToGrid/>
+          <w:sz w:val="18"/>
+        </w:rPr>
         <w:t>.</w:t>
       </w:r>
       <w:r>
@@ -6279,13 +6782,23 @@
         </w:rPr>
         <w:t xml:space="preserve"> </w:t>
       </w:r>
+      <w:proofErr w:type="spellStart"/>
       <w:r>
         <w:rPr>
           <w:rFonts w:cs="Cordia New"/>
           <w:i/>
           <w:sz w:val="18"/>
         </w:rPr>
-        <w:t>HistGradientBoosting - PR</w:t>
+        <w:t>HistGradientBoosting</w:t>
+      </w:r>
+      <w:proofErr w:type="spellEnd"/>
+      <w:r>
+        <w:rPr>
+          <w:rFonts w:cs="Cordia New"/>
+          <w:i/>
+          <w:sz w:val="18"/>
+        </w:rPr>
+        <w:t xml:space="preserve"> - PR</w:t>
       </w:r>
     </w:p>
     <w:p>
@@ -6824,7 +7337,21 @@
         <w:rPr>
           <w:bCs/>
         </w:rPr>
-        <w:t>The harmonic mean of precision and recall, averaged across classes and weighted by the number of samples per class. It reflects balanced performance while accounting for class imbalance.</w:t>
+        <w:t xml:space="preserve">The harmonic </w:t>
+      </w:r>
+      <w:proofErr w:type="gramStart"/>
+      <w:r>
+        <w:rPr>
+          <w:bCs/>
+        </w:rPr>
+        <w:t>mean</w:t>
+      </w:r>
+      <w:proofErr w:type="gramEnd"/>
+      <w:r>
+        <w:rPr>
+          <w:bCs/>
+        </w:rPr>
+        <w:t xml:space="preserve"> of precision and recall, averaged across classes and weighted by the number of samples per class. It reflects balanced performance while accounting for class imbalance.</w:t>
       </w:r>
     </w:p>
     <w:p>
@@ -6867,7 +7394,31 @@
         <w:pStyle w:val="MDPI31text"/>
       </w:pPr>
       <w:r>
-        <w:t>However, the CLIP-only model also exhibited certain limitations, particularly in cases where anomalous and normal behaviors share similar visual appearances. Such cases highlight the inherent challenge of relying solely on semantic similarity for anomaly detection. If an anomaly is primarily characterized by motion patterns or context (e.g., a person suddenly running in a crowd, which might look similar to someone jogging), a static semantic embedding might not fully distinguish it from normal behavior. We observed that some anomalies missed by the CLIP model were those where the scene’s overall semantic content didn’t drastically change (for instance, a busy crowd scene that remains a “crowd scene” even when an incident is occurring, thus CLIP’s embedding stays similar to a normal crowd). This underscores the need for additional features that can catch subtler cues.</w:t>
+        <w:t xml:space="preserve">However, the CLIP-only model also exhibited certain limitations, particularly in cases where anomalous and normal behaviors share similar visual appearances. Such cases highlight the inherent challenge of relying solely on semantic similarity for anomaly detection. If an anomaly is primarily characterized by motion patterns or context (e.g., a person suddenly running in a crowd, which might look </w:t>
+      </w:r>
+      <w:proofErr w:type="gramStart"/>
+      <w:r>
+        <w:t>similar to</w:t>
+      </w:r>
+      <w:proofErr w:type="gramEnd"/>
+      <w:r>
+        <w:t xml:space="preserve"> someone jogging), </w:t>
+      </w:r>
+      <w:proofErr w:type="gramStart"/>
+      <w:r>
+        <w:t>a static</w:t>
+      </w:r>
+      <w:proofErr w:type="gramEnd"/>
+      <w:r>
+        <w:t xml:space="preserve"> semantic embedding might not fully distinguish it from normal behavior. We observed that some anomalies missed by the CLIP model were those where the scene’s overall semantic content didn’t drastically change (for instance, a busy crowd scene that remains a “crowd scene” even when an incident is occurring, thus CLIP’s embedding stays </w:t>
+      </w:r>
+      <w:proofErr w:type="gramStart"/>
+      <w:r>
+        <w:t>similar to</w:t>
+      </w:r>
+      <w:proofErr w:type="gramEnd"/>
+      <w:r>
+        <w:t xml:space="preserve"> a normal crowd). This underscores the need for additional features that can catch subtler cues.</w:t>
       </w:r>
     </w:p>
     <w:p>
@@ -6886,7 +7437,23 @@
         <w:t>m</w:t>
       </w:r>
       <w:r>
-        <w:t xml:space="preserve"> enhances sensitivity to object-level and spatial cues that are critical in dense crowd environments. For example, YOLO might detect a person carrying an object that is unusual in a given context (like a weapon), or notice an object moving against the flow of the crowd—details that CLIP alone might not flag strongly. By feeding both types of information into the classifier, the fused model can make decisions with a more holistic view of the scene. The increase in ROC-AUC and PR-AUC for the fusion model indicates improved discrimination capability and robustness to class imbalance, which is a common challenge in real-world anomaly detection tasks (where anomalies are rare events). In practice, this means the fused model can more reliably detect anomalies without being overwhelmed by the many normal examples, maintaining high recall of anomalies while controlling false positives better than the single-feature models.</w:t>
+        <w:t xml:space="preserve"> enhances sensitivity to object-level and spatial cues that are critical in dense crowd environments. For example, YOLO might detect a person carrying an object that is unusual </w:t>
+      </w:r>
+      <w:proofErr w:type="gramStart"/>
+      <w:r>
+        <w:t>in a given</w:t>
+      </w:r>
+      <w:proofErr w:type="gramEnd"/>
+      <w:r>
+        <w:t xml:space="preserve"> context (like a weapon</w:t>
+      </w:r>
+      <w:proofErr w:type="gramStart"/>
+      <w:r>
+        <w:t>), or</w:t>
+      </w:r>
+      <w:proofErr w:type="gramEnd"/>
+      <w:r>
+        <w:t xml:space="preserve"> notice an object moving against the flow of the crowd—details that CLIP alone might not flag strongly. By feeding both types of information into the classifier, the fused model can make decisions with a more holistic view of the scene. The increase in ROC-AUC and PR-AUC for the fusion model indicates improved discrimination capability and robustness to class imbalance, which is a common challenge in real-world anomaly detection tasks (where anomalies are rare events). In practice, this means the fused model can more reliably detect anomalies without being overwhelmed by the many normal examples, maintaining high recall of anomalies while controlling false positives better than the single-feature models.</w:t>
       </w:r>
     </w:p>
     <w:p>
@@ -6941,7 +7508,31 @@
         <w:pStyle w:val="MDPI31text"/>
       </w:pPr>
       <w:r>
-        <w:t>Despite these promising results, several limitations of our study and method should be acknowledged. First, the current fusion strategy relies on a relatively simple feature concatenation (a late fusion at the feature level). We treat the CLIP and YOLO feature extractors as fixed and independent, and simply join their outputs. It is possible that more advanced fusion mechanisms could further improve performance. For instance, one could use a trainable attention module to weight the contributions of CLIP vs. YOLO features adaptively, or employ a joint encoder that learns an intermediate representation combining both sources of information in a deeper manner. Exploring such feature fusion strategies (e.g., early fusion within a neural network, or using multi-modal transformers) could enhance the model’s ability to detect complex anomalies.</w:t>
+        <w:t xml:space="preserve">Despite these promising results, several limitations of our study and method should be acknowledged. First, the current fusion strategy relies on a relatively simple feature concatenation (a late fusion at the feature level). We treat the CLIP and YOLO feature extractors as fixed and </w:t>
+      </w:r>
+      <w:proofErr w:type="gramStart"/>
+      <w:r>
+        <w:t>independent, and</w:t>
+      </w:r>
+      <w:proofErr w:type="gramEnd"/>
+      <w:r>
+        <w:t xml:space="preserve"> simply join their outputs. It is possible that more advanced fusion mechanisms could further improve performance. For instance, one could use a trainable attention module to </w:t>
+      </w:r>
+      <w:proofErr w:type="gramStart"/>
+      <w:r>
+        <w:t>weight</w:t>
+      </w:r>
+      <w:proofErr w:type="gramEnd"/>
+      <w:r>
+        <w:t xml:space="preserve"> the contributions of CLIP vs. YOLO features </w:t>
+      </w:r>
+      <w:proofErr w:type="gramStart"/>
+      <w:r>
+        <w:t>adaptively, or</w:t>
+      </w:r>
+      <w:proofErr w:type="gramEnd"/>
+      <w:r>
+        <w:t xml:space="preserve"> employ a joint encoder that learns an intermediate representation combining both sources of information in a deeper manner. Exploring such feature fusion strategies (e.g., early fusion within a neural network, or using multi-modal transformers) could enhance the model’s ability to detect complex anomalies.</w:t>
       </w:r>
     </w:p>
     <w:p>
@@ -7103,7 +7694,23 @@
           <w:i/>
           <w:iCs/>
         </w:rPr>
-        <w:t>CLIP: Assisted Video Anomaly Detection. In Proceedings of the 13th International Conference on Pattern Recognition Applications and Methods (ICPRAM 2024), ScitePress.</w:t>
+        <w:t xml:space="preserve">CLIP: Assisted Video Anomaly Detection. In Proceedings of the 13th International Conference on Pattern Recognition Applications and Methods (ICPRAM 2024), </w:t>
+      </w:r>
+      <w:proofErr w:type="spellStart"/>
+      <w:r>
+        <w:rPr>
+          <w:i/>
+          <w:iCs/>
+        </w:rPr>
+        <w:t>ScitePress</w:t>
+      </w:r>
+      <w:proofErr w:type="spellEnd"/>
+      <w:r>
+        <w:rPr>
+          <w:i/>
+          <w:iCs/>
+        </w:rPr>
+        <w:t>.</w:t>
       </w:r>
     </w:p>
     <w:p>
@@ -7120,7 +7727,23 @@
           <w:b/>
           <w:bCs/>
         </w:rPr>
-        <w:t>Nasir, R., Jalil, Z., Nasir, M., Alsubait, T., Ashraf, M., &amp; Saleem, S. (2025).</w:t>
+        <w:t xml:space="preserve">Nasir, R., Jalil, Z., Nasir, M., </w:t>
+      </w:r>
+      <w:proofErr w:type="spellStart"/>
+      <w:r>
+        <w:rPr>
+          <w:b/>
+          <w:bCs/>
+        </w:rPr>
+        <w:t>Alsubait</w:t>
+      </w:r>
+      <w:proofErr w:type="spellEnd"/>
+      <w:r>
+        <w:rPr>
+          <w:b/>
+          <w:bCs/>
+        </w:rPr>
+        <w:t>, T., Ashraf, M., &amp; Saleem, S. (2025).</w:t>
       </w:r>
       <w:r>
         <w:t xml:space="preserve"> </w:t>
@@ -7174,7 +7797,23 @@
           <w:b/>
           <w:bCs/>
         </w:rPr>
-        <w:t>Garzon, Y., Amir, B., &amp; Natanzon, R. (202</w:t>
+        <w:t xml:space="preserve">Garzon, Y., Amir, B., &amp; </w:t>
+      </w:r>
+      <w:proofErr w:type="spellStart"/>
+      <w:r>
+        <w:rPr>
+          <w:b/>
+          <w:bCs/>
+        </w:rPr>
+        <w:t>Natanzon</w:t>
+      </w:r>
+      <w:proofErr w:type="spellEnd"/>
+      <w:r>
+        <w:rPr>
+          <w:b/>
+          <w:bCs/>
+        </w:rPr>
+        <w:t>, R. (202</w:t>
       </w:r>
       <w:r>
         <w:rPr>
